--- a/docpac_17121225/docpac_17121225.docx
+++ b/docpac_17121225/docpac_17121225.docx
@@ -383,6 +383,7 @@
           <w:p>
             <w:pPr>
               <w:pStyle w:val="Heading1"/>
+              <w:outlineLvl w:val="0"/>
             </w:pPr>
             <w:r>
               <w:t>Assignments:</w:t>
@@ -858,7 +859,7 @@
             <v:imagedata r:id="rId11" o:title=""/>
             <w10:wrap type="square"/>
           </v:shape>
-          <o:OLEObject Type="Embed" ProgID="Visio.Drawing.15" ShapeID="_x0000_s1026" DrawAspect="Content" ObjectID="_1826685809" r:id="rId12"/>
+          <o:OLEObject Type="Embed" ProgID="Visio.Drawing.15" ShapeID="_x0000_s1026" DrawAspect="Content" ObjectID="_1826688371" r:id="rId12"/>
         </w:object>
       </w:r>
     </w:p>
@@ -6720,33 +6721,7 @@
                 <w:szCs w:val="22"/>
                 <w:lang w:eastAsia="en-US"/>
               </w:rPr>
-              <w:t xml:space="preserve">Due </w:t>
-            </w:r>
-            <w:r>
-              <w:rPr>
-                <w:rFonts w:ascii="Calibri" w:eastAsia="Times New Roman" w:hAnsi="Calibri" w:cs="Calibri"/>
-                <w:b/>
-                <w:bCs/>
-                <w:color w:val="000000"/>
-                <w:sz w:val="22"/>
-                <w:szCs w:val="22"/>
-                <w:lang w:eastAsia="en-US"/>
-              </w:rPr>
-              <w:t>This</w:t>
-            </w:r>
-            <w:bookmarkStart w:id="0" w:name="_GoBack"/>
-            <w:bookmarkEnd w:id="0"/>
-            <w:r>
-              <w:rPr>
-                <w:rFonts w:ascii="Calibri" w:eastAsia="Times New Roman" w:hAnsi="Calibri" w:cs="Calibri"/>
-                <w:b/>
-                <w:bCs/>
-                <w:color w:val="000000"/>
-                <w:sz w:val="22"/>
-                <w:szCs w:val="22"/>
-                <w:lang w:eastAsia="en-US"/>
-              </w:rPr>
-              <w:t xml:space="preserve"> Week</w:t>
+              <w:t>Folder Structure</w:t>
             </w:r>
           </w:p>
         </w:tc>
@@ -6773,7 +6748,7 @@
                 <w:szCs w:val="22"/>
                 <w:lang w:eastAsia="en-US"/>
               </w:rPr>
-              <w:t>Rubric will be placed here</w:t>
+              <w:t>Folders are configured correctly</w:t>
             </w:r>
           </w:p>
         </w:tc>
@@ -6782,6 +6757,1037 @@
             <w:tcW w:w="720" w:type="dxa"/>
             <w:noWrap/>
             <w:hideMark/>
+          </w:tcPr>
+          <w:p>
+            <w:pPr>
+              <w:rPr>
+                <w:rFonts w:ascii="Calibri" w:eastAsia="Times New Roman" w:hAnsi="Calibri" w:cs="Calibri"/>
+                <w:color w:val="000000"/>
+                <w:sz w:val="22"/>
+                <w:szCs w:val="22"/>
+                <w:lang w:eastAsia="en-US"/>
+              </w:rPr>
+            </w:pPr>
+          </w:p>
+        </w:tc>
+      </w:tr>
+      <w:tr>
+        <w:trPr>
+          <w:trHeight w:val="20"/>
+        </w:trPr>
+        <w:tc>
+          <w:tcPr>
+            <w:tcW w:w="720" w:type="dxa"/>
+          </w:tcPr>
+          <w:p>
+            <w:pPr>
+              <w:jc w:val="right"/>
+              <w:rPr>
+                <w:rFonts w:ascii="Calibri" w:eastAsia="Times New Roman" w:hAnsi="Calibri" w:cs="Calibri"/>
+                <w:color w:val="000000"/>
+                <w:sz w:val="22"/>
+                <w:szCs w:val="22"/>
+                <w:lang w:eastAsia="en-US"/>
+              </w:rPr>
+            </w:pPr>
+            <w:r>
+              <w:rPr>
+                <w:rFonts w:ascii="Calibri" w:eastAsia="Times New Roman" w:hAnsi="Calibri" w:cs="Calibri"/>
+                <w:color w:val="000000"/>
+                <w:sz w:val="22"/>
+                <w:szCs w:val="22"/>
+                <w:lang w:eastAsia="en-US"/>
+              </w:rPr>
+              <w:t>2</w:t>
+            </w:r>
+          </w:p>
+        </w:tc>
+        <w:tc>
+          <w:tcPr>
+            <w:tcW w:w="2160" w:type="dxa"/>
+          </w:tcPr>
+          <w:p>
+            <w:pPr>
+              <w:rPr>
+                <w:rFonts w:ascii="Calibri" w:eastAsia="Times New Roman" w:hAnsi="Calibri" w:cs="Calibri"/>
+                <w:b/>
+                <w:bCs/>
+                <w:color w:val="000000"/>
+                <w:sz w:val="22"/>
+                <w:szCs w:val="22"/>
+                <w:lang w:eastAsia="en-US"/>
+              </w:rPr>
+            </w:pPr>
+            <w:proofErr w:type="gramStart"/>
+            <w:r>
+              <w:rPr>
+                <w:rFonts w:ascii="Calibri" w:eastAsia="Times New Roman" w:hAnsi="Calibri" w:cs="Calibri"/>
+                <w:b/>
+                <w:bCs/>
+                <w:color w:val="000000"/>
+                <w:sz w:val="22"/>
+                <w:szCs w:val="22"/>
+                <w:lang w:eastAsia="en-US"/>
+              </w:rPr>
+              <w:t>.</w:t>
+            </w:r>
+            <w:proofErr w:type="spellStart"/>
+            <w:r>
+              <w:rPr>
+                <w:rFonts w:ascii="Calibri" w:eastAsia="Times New Roman" w:hAnsi="Calibri" w:cs="Calibri"/>
+                <w:b/>
+                <w:bCs/>
+                <w:color w:val="000000"/>
+                <w:sz w:val="22"/>
+                <w:szCs w:val="22"/>
+                <w:lang w:eastAsia="en-US"/>
+              </w:rPr>
+              <w:t>gitignore</w:t>
+            </w:r>
+            <w:proofErr w:type="spellEnd"/>
+            <w:proofErr w:type="gramEnd"/>
+            <w:r>
+              <w:rPr>
+                <w:rFonts w:ascii="Calibri" w:eastAsia="Times New Roman" w:hAnsi="Calibri" w:cs="Calibri"/>
+                <w:b/>
+                <w:bCs/>
+                <w:color w:val="000000"/>
+                <w:sz w:val="22"/>
+                <w:szCs w:val="22"/>
+                <w:lang w:eastAsia="en-US"/>
+              </w:rPr>
+              <w:t xml:space="preserve"> and .env</w:t>
+            </w:r>
+          </w:p>
+        </w:tc>
+        <w:tc>
+          <w:tcPr>
+            <w:tcW w:w="7344" w:type="dxa"/>
+          </w:tcPr>
+          <w:p>
+            <w:pPr>
+              <w:rPr>
+                <w:rFonts w:ascii="Calibri" w:eastAsia="Times New Roman" w:hAnsi="Calibri" w:cs="Calibri"/>
+                <w:color w:val="000000"/>
+                <w:sz w:val="22"/>
+                <w:szCs w:val="22"/>
+                <w:lang w:eastAsia="en-US"/>
+              </w:rPr>
+            </w:pPr>
+            <w:proofErr w:type="gramStart"/>
+            <w:r>
+              <w:rPr>
+                <w:rFonts w:ascii="Calibri" w:eastAsia="Times New Roman" w:hAnsi="Calibri" w:cs="Calibri"/>
+                <w:color w:val="000000"/>
+                <w:sz w:val="22"/>
+                <w:szCs w:val="22"/>
+                <w:lang w:eastAsia="en-US"/>
+              </w:rPr>
+              <w:t>.</w:t>
+            </w:r>
+            <w:proofErr w:type="spellStart"/>
+            <w:r>
+              <w:rPr>
+                <w:rFonts w:ascii="Calibri" w:eastAsia="Times New Roman" w:hAnsi="Calibri" w:cs="Calibri"/>
+                <w:color w:val="000000"/>
+                <w:sz w:val="22"/>
+                <w:szCs w:val="22"/>
+                <w:lang w:eastAsia="en-US"/>
+              </w:rPr>
+              <w:t>gitgnore</w:t>
+            </w:r>
+            <w:proofErr w:type="spellEnd"/>
+            <w:proofErr w:type="gramEnd"/>
+            <w:r>
+              <w:rPr>
+                <w:rFonts w:ascii="Calibri" w:eastAsia="Times New Roman" w:hAnsi="Calibri" w:cs="Calibri"/>
+                <w:color w:val="000000"/>
+                <w:sz w:val="22"/>
+                <w:szCs w:val="22"/>
+                <w:lang w:eastAsia="en-US"/>
+              </w:rPr>
+              <w:t xml:space="preserve"> and .</w:t>
+            </w:r>
+            <w:proofErr w:type="spellStart"/>
+            <w:r>
+              <w:rPr>
+                <w:rFonts w:ascii="Calibri" w:eastAsia="Times New Roman" w:hAnsi="Calibri" w:cs="Calibri"/>
+                <w:color w:val="000000"/>
+                <w:sz w:val="22"/>
+                <w:szCs w:val="22"/>
+                <w:lang w:eastAsia="en-US"/>
+              </w:rPr>
+              <w:t>env_template</w:t>
+            </w:r>
+            <w:proofErr w:type="spellEnd"/>
+            <w:r>
+              <w:rPr>
+                <w:rFonts w:ascii="Calibri" w:eastAsia="Times New Roman" w:hAnsi="Calibri" w:cs="Calibri"/>
+                <w:color w:val="000000"/>
+                <w:sz w:val="22"/>
+                <w:szCs w:val="22"/>
+                <w:lang w:eastAsia="en-US"/>
+              </w:rPr>
+              <w:t xml:space="preserve"> set up correctly</w:t>
+            </w:r>
+          </w:p>
+        </w:tc>
+        <w:tc>
+          <w:tcPr>
+            <w:tcW w:w="720" w:type="dxa"/>
+            <w:noWrap/>
+          </w:tcPr>
+          <w:p>
+            <w:pPr>
+              <w:rPr>
+                <w:rFonts w:ascii="Calibri" w:eastAsia="Times New Roman" w:hAnsi="Calibri" w:cs="Calibri"/>
+                <w:color w:val="000000"/>
+                <w:sz w:val="22"/>
+                <w:szCs w:val="22"/>
+                <w:lang w:eastAsia="en-US"/>
+              </w:rPr>
+            </w:pPr>
+          </w:p>
+        </w:tc>
+      </w:tr>
+      <w:tr>
+        <w:trPr>
+          <w:trHeight w:val="20"/>
+        </w:trPr>
+        <w:tc>
+          <w:tcPr>
+            <w:tcW w:w="720" w:type="dxa"/>
+          </w:tcPr>
+          <w:p>
+            <w:pPr>
+              <w:jc w:val="right"/>
+              <w:rPr>
+                <w:rFonts w:ascii="Calibri" w:eastAsia="Times New Roman" w:hAnsi="Calibri" w:cs="Calibri"/>
+                <w:color w:val="000000"/>
+                <w:sz w:val="22"/>
+                <w:szCs w:val="22"/>
+                <w:lang w:eastAsia="en-US"/>
+              </w:rPr>
+            </w:pPr>
+            <w:r>
+              <w:rPr>
+                <w:rFonts w:ascii="Calibri" w:eastAsia="Times New Roman" w:hAnsi="Calibri" w:cs="Calibri"/>
+                <w:color w:val="000000"/>
+                <w:sz w:val="22"/>
+                <w:szCs w:val="22"/>
+                <w:lang w:eastAsia="en-US"/>
+              </w:rPr>
+              <w:t>3</w:t>
+            </w:r>
+          </w:p>
+        </w:tc>
+        <w:tc>
+          <w:tcPr>
+            <w:tcW w:w="2160" w:type="dxa"/>
+          </w:tcPr>
+          <w:p>
+            <w:pPr>
+              <w:rPr>
+                <w:rFonts w:ascii="Calibri" w:eastAsia="Times New Roman" w:hAnsi="Calibri" w:cs="Calibri"/>
+                <w:b/>
+                <w:bCs/>
+                <w:color w:val="000000"/>
+                <w:sz w:val="22"/>
+                <w:szCs w:val="22"/>
+                <w:lang w:eastAsia="en-US"/>
+              </w:rPr>
+            </w:pPr>
+            <w:r>
+              <w:rPr>
+                <w:rFonts w:ascii="Calibri" w:eastAsia="Times New Roman" w:hAnsi="Calibri" w:cs="Calibri"/>
+                <w:b/>
+                <w:bCs/>
+                <w:color w:val="000000"/>
+                <w:sz w:val="22"/>
+                <w:szCs w:val="22"/>
+                <w:lang w:eastAsia="en-US"/>
+              </w:rPr>
+              <w:t>Node Scripts</w:t>
+            </w:r>
+          </w:p>
+        </w:tc>
+        <w:tc>
+          <w:tcPr>
+            <w:tcW w:w="7344" w:type="dxa"/>
+          </w:tcPr>
+          <w:p>
+            <w:pPr>
+              <w:rPr>
+                <w:rFonts w:ascii="Calibri" w:eastAsia="Times New Roman" w:hAnsi="Calibri" w:cs="Calibri"/>
+                <w:color w:val="000000"/>
+                <w:sz w:val="22"/>
+                <w:szCs w:val="22"/>
+                <w:lang w:eastAsia="en-US"/>
+              </w:rPr>
+            </w:pPr>
+            <w:r>
+              <w:rPr>
+                <w:rFonts w:ascii="Calibri" w:eastAsia="Times New Roman" w:hAnsi="Calibri" w:cs="Calibri"/>
+                <w:color w:val="000000"/>
+                <w:sz w:val="22"/>
+                <w:szCs w:val="22"/>
+                <w:lang w:eastAsia="en-US"/>
+              </w:rPr>
+              <w:t>Init database, development, and production scripts work</w:t>
+            </w:r>
+          </w:p>
+        </w:tc>
+        <w:tc>
+          <w:tcPr>
+            <w:tcW w:w="720" w:type="dxa"/>
+            <w:noWrap/>
+          </w:tcPr>
+          <w:p>
+            <w:pPr>
+              <w:rPr>
+                <w:rFonts w:ascii="Calibri" w:eastAsia="Times New Roman" w:hAnsi="Calibri" w:cs="Calibri"/>
+                <w:color w:val="000000"/>
+                <w:sz w:val="22"/>
+                <w:szCs w:val="22"/>
+                <w:lang w:eastAsia="en-US"/>
+              </w:rPr>
+            </w:pPr>
+          </w:p>
+        </w:tc>
+      </w:tr>
+      <w:tr>
+        <w:trPr>
+          <w:trHeight w:val="20"/>
+        </w:trPr>
+        <w:tc>
+          <w:tcPr>
+            <w:tcW w:w="720" w:type="dxa"/>
+          </w:tcPr>
+          <w:p>
+            <w:pPr>
+              <w:jc w:val="right"/>
+              <w:rPr>
+                <w:rFonts w:ascii="Calibri" w:eastAsia="Times New Roman" w:hAnsi="Calibri" w:cs="Calibri"/>
+                <w:color w:val="000000"/>
+                <w:sz w:val="22"/>
+                <w:szCs w:val="22"/>
+                <w:lang w:eastAsia="en-US"/>
+              </w:rPr>
+            </w:pPr>
+            <w:r>
+              <w:rPr>
+                <w:rFonts w:ascii="Calibri" w:eastAsia="Times New Roman" w:hAnsi="Calibri" w:cs="Calibri"/>
+                <w:color w:val="000000"/>
+                <w:sz w:val="22"/>
+                <w:szCs w:val="22"/>
+                <w:lang w:eastAsia="en-US"/>
+              </w:rPr>
+              <w:t>4</w:t>
+            </w:r>
+          </w:p>
+        </w:tc>
+        <w:tc>
+          <w:tcPr>
+            <w:tcW w:w="2160" w:type="dxa"/>
+          </w:tcPr>
+          <w:p>
+            <w:pPr>
+              <w:rPr>
+                <w:rFonts w:ascii="Calibri" w:eastAsia="Times New Roman" w:hAnsi="Calibri" w:cs="Calibri"/>
+                <w:b/>
+                <w:bCs/>
+                <w:color w:val="000000"/>
+                <w:sz w:val="22"/>
+                <w:szCs w:val="22"/>
+                <w:lang w:eastAsia="en-US"/>
+              </w:rPr>
+            </w:pPr>
+            <w:r>
+              <w:rPr>
+                <w:rFonts w:ascii="Calibri" w:eastAsia="Times New Roman" w:hAnsi="Calibri" w:cs="Calibri"/>
+                <w:b/>
+                <w:bCs/>
+                <w:color w:val="000000"/>
+                <w:sz w:val="22"/>
+                <w:szCs w:val="22"/>
+                <w:lang w:eastAsia="en-US"/>
+              </w:rPr>
+              <w:t>Logger Module</w:t>
+            </w:r>
+          </w:p>
+        </w:tc>
+        <w:tc>
+          <w:tcPr>
+            <w:tcW w:w="7344" w:type="dxa"/>
+          </w:tcPr>
+          <w:p>
+            <w:pPr>
+              <w:rPr>
+                <w:rFonts w:ascii="Calibri" w:eastAsia="Times New Roman" w:hAnsi="Calibri" w:cs="Calibri"/>
+                <w:color w:val="000000"/>
+                <w:sz w:val="22"/>
+                <w:szCs w:val="22"/>
+                <w:lang w:eastAsia="en-US"/>
+              </w:rPr>
+            </w:pPr>
+            <w:r>
+              <w:rPr>
+                <w:rFonts w:ascii="Calibri" w:eastAsia="Times New Roman" w:hAnsi="Calibri" w:cs="Calibri"/>
+                <w:color w:val="000000"/>
+                <w:sz w:val="22"/>
+                <w:szCs w:val="22"/>
+                <w:lang w:eastAsia="en-US"/>
+              </w:rPr>
+              <w:t>Log actions happening in the server using a logger</w:t>
+            </w:r>
+          </w:p>
+        </w:tc>
+        <w:tc>
+          <w:tcPr>
+            <w:tcW w:w="720" w:type="dxa"/>
+            <w:noWrap/>
+          </w:tcPr>
+          <w:p>
+            <w:pPr>
+              <w:rPr>
+                <w:rFonts w:ascii="Calibri" w:eastAsia="Times New Roman" w:hAnsi="Calibri" w:cs="Calibri"/>
+                <w:color w:val="000000"/>
+                <w:sz w:val="22"/>
+                <w:szCs w:val="22"/>
+                <w:lang w:eastAsia="en-US"/>
+              </w:rPr>
+            </w:pPr>
+          </w:p>
+        </w:tc>
+      </w:tr>
+      <w:tr>
+        <w:trPr>
+          <w:trHeight w:val="20"/>
+        </w:trPr>
+        <w:tc>
+          <w:tcPr>
+            <w:tcW w:w="720" w:type="dxa"/>
+          </w:tcPr>
+          <w:p>
+            <w:pPr>
+              <w:jc w:val="right"/>
+              <w:rPr>
+                <w:rFonts w:ascii="Calibri" w:eastAsia="Times New Roman" w:hAnsi="Calibri" w:cs="Calibri"/>
+                <w:color w:val="000000"/>
+                <w:sz w:val="22"/>
+                <w:szCs w:val="22"/>
+                <w:lang w:eastAsia="en-US"/>
+              </w:rPr>
+            </w:pPr>
+            <w:r>
+              <w:rPr>
+                <w:rFonts w:ascii="Calibri" w:eastAsia="Times New Roman" w:hAnsi="Calibri" w:cs="Calibri"/>
+                <w:color w:val="000000"/>
+                <w:sz w:val="22"/>
+                <w:szCs w:val="22"/>
+                <w:lang w:eastAsia="en-US"/>
+              </w:rPr>
+              <w:t>5</w:t>
+            </w:r>
+          </w:p>
+        </w:tc>
+        <w:tc>
+          <w:tcPr>
+            <w:tcW w:w="2160" w:type="dxa"/>
+          </w:tcPr>
+          <w:p>
+            <w:pPr>
+              <w:rPr>
+                <w:rFonts w:ascii="Calibri" w:eastAsia="Times New Roman" w:hAnsi="Calibri" w:cs="Calibri"/>
+                <w:b/>
+                <w:bCs/>
+                <w:color w:val="000000"/>
+                <w:sz w:val="22"/>
+                <w:szCs w:val="22"/>
+                <w:lang w:eastAsia="en-US"/>
+              </w:rPr>
+            </w:pPr>
+            <w:r>
+              <w:rPr>
+                <w:rFonts w:ascii="Calibri" w:eastAsia="Times New Roman" w:hAnsi="Calibri" w:cs="Calibri"/>
+                <w:b/>
+                <w:bCs/>
+                <w:color w:val="000000"/>
+                <w:sz w:val="22"/>
+                <w:szCs w:val="22"/>
+                <w:lang w:eastAsia="en-US"/>
+              </w:rPr>
+              <w:t>SQLite w/ Sessions</w:t>
+            </w:r>
+          </w:p>
+        </w:tc>
+        <w:tc>
+          <w:tcPr>
+            <w:tcW w:w="7344" w:type="dxa"/>
+          </w:tcPr>
+          <w:p>
+            <w:pPr>
+              <w:rPr>
+                <w:rFonts w:ascii="Calibri" w:eastAsia="Times New Roman" w:hAnsi="Calibri" w:cs="Calibri"/>
+                <w:color w:val="000000"/>
+                <w:sz w:val="22"/>
+                <w:szCs w:val="22"/>
+                <w:lang w:eastAsia="en-US"/>
+              </w:rPr>
+            </w:pPr>
+            <w:r>
+              <w:rPr>
+                <w:rFonts w:ascii="Calibri" w:eastAsia="Times New Roman" w:hAnsi="Calibri" w:cs="Calibri"/>
+                <w:color w:val="000000"/>
+                <w:sz w:val="22"/>
+                <w:szCs w:val="22"/>
+                <w:lang w:eastAsia="en-US"/>
+              </w:rPr>
+              <w:t>Use a database to store user information. Use a second to store sessions</w:t>
+            </w:r>
+          </w:p>
+        </w:tc>
+        <w:tc>
+          <w:tcPr>
+            <w:tcW w:w="720" w:type="dxa"/>
+            <w:noWrap/>
+          </w:tcPr>
+          <w:p>
+            <w:pPr>
+              <w:rPr>
+                <w:rFonts w:ascii="Calibri" w:eastAsia="Times New Roman" w:hAnsi="Calibri" w:cs="Calibri"/>
+                <w:color w:val="000000"/>
+                <w:sz w:val="22"/>
+                <w:szCs w:val="22"/>
+                <w:lang w:eastAsia="en-US"/>
+              </w:rPr>
+            </w:pPr>
+          </w:p>
+        </w:tc>
+      </w:tr>
+      <w:tr>
+        <w:trPr>
+          <w:trHeight w:val="20"/>
+        </w:trPr>
+        <w:tc>
+          <w:tcPr>
+            <w:tcW w:w="720" w:type="dxa"/>
+          </w:tcPr>
+          <w:p>
+            <w:pPr>
+              <w:jc w:val="right"/>
+              <w:rPr>
+                <w:rFonts w:ascii="Calibri" w:eastAsia="Times New Roman" w:hAnsi="Calibri" w:cs="Calibri"/>
+                <w:color w:val="000000"/>
+                <w:sz w:val="22"/>
+                <w:szCs w:val="22"/>
+                <w:lang w:eastAsia="en-US"/>
+              </w:rPr>
+            </w:pPr>
+            <w:r>
+              <w:rPr>
+                <w:rFonts w:ascii="Calibri" w:eastAsia="Times New Roman" w:hAnsi="Calibri" w:cs="Calibri"/>
+                <w:color w:val="000000"/>
+                <w:sz w:val="22"/>
+                <w:szCs w:val="22"/>
+                <w:lang w:eastAsia="en-US"/>
+              </w:rPr>
+              <w:t>6</w:t>
+            </w:r>
+          </w:p>
+        </w:tc>
+        <w:tc>
+          <w:tcPr>
+            <w:tcW w:w="2160" w:type="dxa"/>
+          </w:tcPr>
+          <w:p>
+            <w:pPr>
+              <w:rPr>
+                <w:rFonts w:ascii="Calibri" w:eastAsia="Times New Roman" w:hAnsi="Calibri" w:cs="Calibri"/>
+                <w:b/>
+                <w:bCs/>
+                <w:color w:val="000000"/>
+                <w:sz w:val="22"/>
+                <w:szCs w:val="22"/>
+                <w:lang w:eastAsia="en-US"/>
+              </w:rPr>
+            </w:pPr>
+            <w:r>
+              <w:rPr>
+                <w:rFonts w:ascii="Calibri" w:eastAsia="Times New Roman" w:hAnsi="Calibri" w:cs="Calibri"/>
+                <w:b/>
+                <w:bCs/>
+                <w:color w:val="000000"/>
+                <w:sz w:val="22"/>
+                <w:szCs w:val="22"/>
+                <w:lang w:eastAsia="en-US"/>
+              </w:rPr>
+              <w:t>EJS Views</w:t>
+            </w:r>
+          </w:p>
+        </w:tc>
+        <w:tc>
+          <w:tcPr>
+            <w:tcW w:w="7344" w:type="dxa"/>
+          </w:tcPr>
+          <w:p>
+            <w:pPr>
+              <w:rPr>
+                <w:rFonts w:ascii="Calibri" w:eastAsia="Times New Roman" w:hAnsi="Calibri" w:cs="Calibri"/>
+                <w:color w:val="000000"/>
+                <w:sz w:val="22"/>
+                <w:szCs w:val="22"/>
+                <w:lang w:eastAsia="en-US"/>
+              </w:rPr>
+            </w:pPr>
+            <w:r>
+              <w:rPr>
+                <w:rFonts w:ascii="Calibri" w:eastAsia="Times New Roman" w:hAnsi="Calibri" w:cs="Calibri"/>
+                <w:color w:val="000000"/>
+                <w:sz w:val="22"/>
+                <w:szCs w:val="22"/>
+                <w:lang w:eastAsia="en-US"/>
+              </w:rPr>
+              <w:t>Required EJS pages and partials present and used</w:t>
+            </w:r>
+          </w:p>
+        </w:tc>
+        <w:tc>
+          <w:tcPr>
+            <w:tcW w:w="720" w:type="dxa"/>
+            <w:noWrap/>
+          </w:tcPr>
+          <w:p>
+            <w:pPr>
+              <w:rPr>
+                <w:rFonts w:ascii="Calibri" w:eastAsia="Times New Roman" w:hAnsi="Calibri" w:cs="Calibri"/>
+                <w:color w:val="000000"/>
+                <w:sz w:val="22"/>
+                <w:szCs w:val="22"/>
+                <w:lang w:eastAsia="en-US"/>
+              </w:rPr>
+            </w:pPr>
+          </w:p>
+        </w:tc>
+      </w:tr>
+      <w:tr>
+        <w:trPr>
+          <w:trHeight w:val="20"/>
+        </w:trPr>
+        <w:tc>
+          <w:tcPr>
+            <w:tcW w:w="720" w:type="dxa"/>
+          </w:tcPr>
+          <w:p>
+            <w:pPr>
+              <w:jc w:val="right"/>
+              <w:rPr>
+                <w:rFonts w:ascii="Calibri" w:eastAsia="Times New Roman" w:hAnsi="Calibri" w:cs="Calibri"/>
+                <w:color w:val="000000"/>
+                <w:sz w:val="22"/>
+                <w:szCs w:val="22"/>
+                <w:lang w:eastAsia="en-US"/>
+              </w:rPr>
+            </w:pPr>
+            <w:r>
+              <w:rPr>
+                <w:rFonts w:ascii="Calibri" w:eastAsia="Times New Roman" w:hAnsi="Calibri" w:cs="Calibri"/>
+                <w:color w:val="000000"/>
+                <w:sz w:val="22"/>
+                <w:szCs w:val="22"/>
+                <w:lang w:eastAsia="en-US"/>
+              </w:rPr>
+              <w:t>7</w:t>
+            </w:r>
+          </w:p>
+        </w:tc>
+        <w:tc>
+          <w:tcPr>
+            <w:tcW w:w="2160" w:type="dxa"/>
+          </w:tcPr>
+          <w:p>
+            <w:pPr>
+              <w:rPr>
+                <w:rFonts w:ascii="Calibri" w:eastAsia="Times New Roman" w:hAnsi="Calibri" w:cs="Calibri"/>
+                <w:b/>
+                <w:bCs/>
+                <w:color w:val="000000"/>
+                <w:sz w:val="22"/>
+                <w:szCs w:val="22"/>
+                <w:lang w:eastAsia="en-US"/>
+              </w:rPr>
+            </w:pPr>
+            <w:r>
+              <w:rPr>
+                <w:rFonts w:ascii="Calibri" w:eastAsia="Times New Roman" w:hAnsi="Calibri" w:cs="Calibri"/>
+                <w:b/>
+                <w:bCs/>
+                <w:color w:val="000000"/>
+                <w:sz w:val="22"/>
+                <w:szCs w:val="22"/>
+                <w:lang w:eastAsia="en-US"/>
+              </w:rPr>
+              <w:t>Function Modules</w:t>
+            </w:r>
+          </w:p>
+        </w:tc>
+        <w:tc>
+          <w:tcPr>
+            <w:tcW w:w="7344" w:type="dxa"/>
+          </w:tcPr>
+          <w:p>
+            <w:pPr>
+              <w:rPr>
+                <w:rFonts w:ascii="Calibri" w:eastAsia="Times New Roman" w:hAnsi="Calibri" w:cs="Calibri"/>
+                <w:color w:val="000000"/>
+                <w:sz w:val="22"/>
+                <w:szCs w:val="22"/>
+                <w:lang w:eastAsia="en-US"/>
+              </w:rPr>
+            </w:pPr>
+            <w:r>
+              <w:rPr>
+                <w:rFonts w:ascii="Calibri" w:eastAsia="Times New Roman" w:hAnsi="Calibri" w:cs="Calibri"/>
+                <w:color w:val="000000"/>
+                <w:sz w:val="22"/>
+                <w:szCs w:val="22"/>
+                <w:lang w:eastAsia="en-US"/>
+              </w:rPr>
+              <w:t>Server functions split into modules and installed correctly</w:t>
+            </w:r>
+          </w:p>
+        </w:tc>
+        <w:tc>
+          <w:tcPr>
+            <w:tcW w:w="720" w:type="dxa"/>
+            <w:noWrap/>
+          </w:tcPr>
+          <w:p>
+            <w:pPr>
+              <w:rPr>
+                <w:rFonts w:ascii="Calibri" w:eastAsia="Times New Roman" w:hAnsi="Calibri" w:cs="Calibri"/>
+                <w:color w:val="000000"/>
+                <w:sz w:val="22"/>
+                <w:szCs w:val="22"/>
+                <w:lang w:eastAsia="en-US"/>
+              </w:rPr>
+            </w:pPr>
+          </w:p>
+        </w:tc>
+      </w:tr>
+      <w:tr>
+        <w:trPr>
+          <w:trHeight w:val="20"/>
+        </w:trPr>
+        <w:tc>
+          <w:tcPr>
+            <w:tcW w:w="720" w:type="dxa"/>
+          </w:tcPr>
+          <w:p>
+            <w:pPr>
+              <w:jc w:val="right"/>
+              <w:rPr>
+                <w:rFonts w:ascii="Calibri" w:eastAsia="Times New Roman" w:hAnsi="Calibri" w:cs="Calibri"/>
+                <w:color w:val="000000"/>
+                <w:sz w:val="22"/>
+                <w:szCs w:val="22"/>
+                <w:lang w:eastAsia="en-US"/>
+              </w:rPr>
+            </w:pPr>
+            <w:r>
+              <w:rPr>
+                <w:rFonts w:ascii="Calibri" w:eastAsia="Times New Roman" w:hAnsi="Calibri" w:cs="Calibri"/>
+                <w:color w:val="000000"/>
+                <w:sz w:val="22"/>
+                <w:szCs w:val="22"/>
+                <w:lang w:eastAsia="en-US"/>
+              </w:rPr>
+              <w:t>8</w:t>
+            </w:r>
+          </w:p>
+        </w:tc>
+        <w:tc>
+          <w:tcPr>
+            <w:tcW w:w="2160" w:type="dxa"/>
+          </w:tcPr>
+          <w:p>
+            <w:pPr>
+              <w:rPr>
+                <w:rFonts w:ascii="Calibri" w:eastAsia="Times New Roman" w:hAnsi="Calibri" w:cs="Calibri"/>
+                <w:b/>
+                <w:bCs/>
+                <w:color w:val="000000"/>
+                <w:sz w:val="22"/>
+                <w:szCs w:val="22"/>
+                <w:lang w:eastAsia="en-US"/>
+              </w:rPr>
+            </w:pPr>
+            <w:r>
+              <w:rPr>
+                <w:rFonts w:ascii="Calibri" w:eastAsia="Times New Roman" w:hAnsi="Calibri" w:cs="Calibri"/>
+                <w:b/>
+                <w:bCs/>
+                <w:color w:val="000000"/>
+                <w:sz w:val="22"/>
+                <w:szCs w:val="22"/>
+                <w:lang w:eastAsia="en-US"/>
+              </w:rPr>
+              <w:t>Middleware Setup</w:t>
+            </w:r>
+          </w:p>
+        </w:tc>
+        <w:tc>
+          <w:tcPr>
+            <w:tcW w:w="7344" w:type="dxa"/>
+          </w:tcPr>
+          <w:p>
+            <w:pPr>
+              <w:rPr>
+                <w:rFonts w:ascii="Calibri" w:eastAsia="Times New Roman" w:hAnsi="Calibri" w:cs="Calibri"/>
+                <w:color w:val="000000"/>
+                <w:sz w:val="22"/>
+                <w:szCs w:val="22"/>
+                <w:lang w:eastAsia="en-US"/>
+              </w:rPr>
+            </w:pPr>
+            <w:r>
+              <w:rPr>
+                <w:rFonts w:ascii="Calibri" w:eastAsia="Times New Roman" w:hAnsi="Calibri" w:cs="Calibri"/>
+                <w:color w:val="000000"/>
+                <w:sz w:val="22"/>
+                <w:szCs w:val="22"/>
+                <w:lang w:eastAsia="en-US"/>
+              </w:rPr>
+              <w:t>Middleware is created, in modules, and used properly in requests</w:t>
+            </w:r>
+          </w:p>
+        </w:tc>
+        <w:tc>
+          <w:tcPr>
+            <w:tcW w:w="720" w:type="dxa"/>
+            <w:noWrap/>
+          </w:tcPr>
+          <w:p>
+            <w:pPr>
+              <w:rPr>
+                <w:rFonts w:ascii="Calibri" w:eastAsia="Times New Roman" w:hAnsi="Calibri" w:cs="Calibri"/>
+                <w:color w:val="000000"/>
+                <w:sz w:val="22"/>
+                <w:szCs w:val="22"/>
+                <w:lang w:eastAsia="en-US"/>
+              </w:rPr>
+            </w:pPr>
+          </w:p>
+        </w:tc>
+      </w:tr>
+      <w:tr>
+        <w:trPr>
+          <w:trHeight w:val="20"/>
+        </w:trPr>
+        <w:tc>
+          <w:tcPr>
+            <w:tcW w:w="720" w:type="dxa"/>
+          </w:tcPr>
+          <w:p>
+            <w:pPr>
+              <w:jc w:val="right"/>
+              <w:rPr>
+                <w:rFonts w:ascii="Calibri" w:eastAsia="Times New Roman" w:hAnsi="Calibri" w:cs="Calibri"/>
+                <w:color w:val="000000"/>
+                <w:sz w:val="22"/>
+                <w:szCs w:val="22"/>
+                <w:lang w:eastAsia="en-US"/>
+              </w:rPr>
+            </w:pPr>
+            <w:r>
+              <w:rPr>
+                <w:rFonts w:ascii="Calibri" w:eastAsia="Times New Roman" w:hAnsi="Calibri" w:cs="Calibri"/>
+                <w:color w:val="000000"/>
+                <w:sz w:val="22"/>
+                <w:szCs w:val="22"/>
+                <w:lang w:eastAsia="en-US"/>
+              </w:rPr>
+              <w:t>9</w:t>
+            </w:r>
+          </w:p>
+        </w:tc>
+        <w:tc>
+          <w:tcPr>
+            <w:tcW w:w="2160" w:type="dxa"/>
+          </w:tcPr>
+          <w:p>
+            <w:pPr>
+              <w:rPr>
+                <w:rFonts w:ascii="Calibri" w:eastAsia="Times New Roman" w:hAnsi="Calibri" w:cs="Calibri"/>
+                <w:b/>
+                <w:bCs/>
+                <w:color w:val="000000"/>
+                <w:sz w:val="22"/>
+                <w:szCs w:val="22"/>
+                <w:lang w:eastAsia="en-US"/>
+              </w:rPr>
+            </w:pPr>
+            <w:r>
+              <w:rPr>
+                <w:rFonts w:ascii="Calibri" w:eastAsia="Times New Roman" w:hAnsi="Calibri" w:cs="Calibri"/>
+                <w:b/>
+                <w:bCs/>
+                <w:color w:val="000000"/>
+                <w:sz w:val="22"/>
+                <w:szCs w:val="22"/>
+                <w:lang w:eastAsia="en-US"/>
+              </w:rPr>
+              <w:t>Socket Handler</w:t>
+            </w:r>
+          </w:p>
+        </w:tc>
+        <w:tc>
+          <w:tcPr>
+            <w:tcW w:w="7344" w:type="dxa"/>
+          </w:tcPr>
+          <w:p>
+            <w:pPr>
+              <w:rPr>
+                <w:rFonts w:ascii="Calibri" w:eastAsia="Times New Roman" w:hAnsi="Calibri" w:cs="Calibri"/>
+                <w:color w:val="000000"/>
+                <w:sz w:val="22"/>
+                <w:szCs w:val="22"/>
+                <w:lang w:eastAsia="en-US"/>
+              </w:rPr>
+            </w:pPr>
+            <w:r>
+              <w:rPr>
+                <w:rFonts w:ascii="Calibri" w:eastAsia="Times New Roman" w:hAnsi="Calibri" w:cs="Calibri"/>
+                <w:color w:val="000000"/>
+                <w:sz w:val="22"/>
+                <w:szCs w:val="22"/>
+                <w:lang w:eastAsia="en-US"/>
+              </w:rPr>
+              <w:t>All socket events handled in individual modules</w:t>
+            </w:r>
+          </w:p>
+        </w:tc>
+        <w:tc>
+          <w:tcPr>
+            <w:tcW w:w="720" w:type="dxa"/>
+            <w:noWrap/>
+          </w:tcPr>
+          <w:p>
+            <w:pPr>
+              <w:rPr>
+                <w:rFonts w:ascii="Calibri" w:eastAsia="Times New Roman" w:hAnsi="Calibri" w:cs="Calibri"/>
+                <w:color w:val="000000"/>
+                <w:sz w:val="22"/>
+                <w:szCs w:val="22"/>
+                <w:lang w:eastAsia="en-US"/>
+              </w:rPr>
+            </w:pPr>
+          </w:p>
+        </w:tc>
+      </w:tr>
+      <w:tr>
+        <w:trPr>
+          <w:trHeight w:val="20"/>
+        </w:trPr>
+        <w:tc>
+          <w:tcPr>
+            <w:tcW w:w="720" w:type="dxa"/>
+          </w:tcPr>
+          <w:p>
+            <w:pPr>
+              <w:jc w:val="right"/>
+              <w:rPr>
+                <w:rFonts w:ascii="Calibri" w:eastAsia="Times New Roman" w:hAnsi="Calibri" w:cs="Calibri"/>
+                <w:color w:val="000000"/>
+                <w:sz w:val="22"/>
+                <w:szCs w:val="22"/>
+                <w:lang w:eastAsia="en-US"/>
+              </w:rPr>
+            </w:pPr>
+            <w:r>
+              <w:rPr>
+                <w:rFonts w:ascii="Calibri" w:eastAsia="Times New Roman" w:hAnsi="Calibri" w:cs="Calibri"/>
+                <w:color w:val="000000"/>
+                <w:sz w:val="22"/>
+                <w:szCs w:val="22"/>
+                <w:lang w:eastAsia="en-US"/>
+              </w:rPr>
+              <w:t>10</w:t>
+            </w:r>
+          </w:p>
+        </w:tc>
+        <w:tc>
+          <w:tcPr>
+            <w:tcW w:w="2160" w:type="dxa"/>
+          </w:tcPr>
+          <w:p>
+            <w:pPr>
+              <w:rPr>
+                <w:rFonts w:ascii="Calibri" w:eastAsia="Times New Roman" w:hAnsi="Calibri" w:cs="Calibri"/>
+                <w:b/>
+                <w:bCs/>
+                <w:color w:val="000000"/>
+                <w:sz w:val="22"/>
+                <w:szCs w:val="22"/>
+                <w:lang w:eastAsia="en-US"/>
+              </w:rPr>
+            </w:pPr>
+            <w:r>
+              <w:rPr>
+                <w:rFonts w:ascii="Calibri" w:eastAsia="Times New Roman" w:hAnsi="Calibri" w:cs="Calibri"/>
+                <w:b/>
+                <w:bCs/>
+                <w:color w:val="000000"/>
+                <w:sz w:val="22"/>
+                <w:szCs w:val="22"/>
+                <w:lang w:eastAsia="en-US"/>
+              </w:rPr>
+              <w:t>Submission</w:t>
+            </w:r>
+          </w:p>
+        </w:tc>
+        <w:tc>
+          <w:tcPr>
+            <w:tcW w:w="7344" w:type="dxa"/>
+          </w:tcPr>
+          <w:p>
+            <w:pPr>
+              <w:rPr>
+                <w:rFonts w:ascii="Calibri" w:eastAsia="Times New Roman" w:hAnsi="Calibri" w:cs="Calibri"/>
+                <w:color w:val="000000"/>
+                <w:sz w:val="22"/>
+                <w:szCs w:val="22"/>
+                <w:lang w:eastAsia="en-US"/>
+              </w:rPr>
+            </w:pPr>
+            <w:r>
+              <w:rPr>
+                <w:rFonts w:ascii="Calibri" w:eastAsia="Times New Roman" w:hAnsi="Calibri" w:cs="Calibri"/>
+                <w:color w:val="000000"/>
+                <w:sz w:val="22"/>
+                <w:szCs w:val="22"/>
+                <w:lang w:eastAsia="en-US"/>
+              </w:rPr>
+              <w:t>Work completed in new branch. Branch Pull Request</w:t>
+            </w:r>
+            <w:bookmarkStart w:id="0" w:name="_GoBack"/>
+            <w:bookmarkEnd w:id="0"/>
+            <w:r>
+              <w:rPr>
+                <w:rFonts w:ascii="Calibri" w:eastAsia="Times New Roman" w:hAnsi="Calibri" w:cs="Calibri"/>
+                <w:color w:val="000000"/>
+                <w:sz w:val="22"/>
+                <w:szCs w:val="22"/>
+                <w:lang w:eastAsia="en-US"/>
+              </w:rPr>
+              <w:t xml:space="preserve"> into correct repo/branch</w:t>
+            </w:r>
+          </w:p>
+        </w:tc>
+        <w:tc>
+          <w:tcPr>
+            <w:tcW w:w="720" w:type="dxa"/>
+            <w:noWrap/>
           </w:tcPr>
           <w:p>
             <w:pPr>
@@ -11229,6 +12235,7 @@
   <w:style w:type="character" w:default="1" w:styleId="DefaultParagraphFont">
     <w:name w:val="Default Paragraph Font"/>
     <w:uiPriority w:val="1"/>
+    <w:semiHidden/>
     <w:unhideWhenUsed/>
   </w:style>
   <w:style w:type="table" w:default="1" w:styleId="TableNormal">
@@ -11970,12 +12977,9 @@
 </file>
 
 <file path=customXml/item1.xml><?xml version="1.0" encoding="utf-8"?>
-<?mso-contentType ?>
-<FormTemplates xmlns="http://schemas.microsoft.com/sharepoint/v3/contenttype/forms">
-  <Display>DocumentLibraryForm</Display>
-  <Edit>DocumentLibraryForm</Edit>
-  <New>DocumentLibraryForm</New>
-</FormTemplates>
+<p:properties xmlns:p="http://schemas.microsoft.com/office/2006/metadata/properties" xmlns:xsi="http://www.w3.org/2001/XMLSchema-instance" xmlns:pc="http://schemas.microsoft.com/office/infopath/2007/PartnerControls">
+  <documentManagement/>
+</p:properties>
 </file>
 
 <file path=customXml/item2.xml><?xml version="1.0" encoding="utf-8"?>
@@ -12208,9 +13212,12 @@
 </file>
 
 <file path=customXml/item3.xml><?xml version="1.0" encoding="utf-8"?>
-<p:properties xmlns:p="http://schemas.microsoft.com/office/2006/metadata/properties" xmlns:xsi="http://www.w3.org/2001/XMLSchema-instance" xmlns:pc="http://schemas.microsoft.com/office/infopath/2007/PartnerControls">
-  <documentManagement/>
-</p:properties>
+<?mso-contentType ?>
+<FormTemplates xmlns="http://schemas.microsoft.com/sharepoint/v3/contenttype/forms">
+  <Display>DocumentLibraryForm</Display>
+  <Edit>DocumentLibraryForm</Edit>
+  <New>DocumentLibraryForm</New>
+</FormTemplates>
 </file>
 
 <file path=customXml/item4.xml><?xml version="1.0" encoding="utf-8"?>
@@ -12218,9 +13225,10 @@
 </file>
 
 <file path=customXml/itemProps1.xml><?xml version="1.0" encoding="utf-8"?>
-<ds:datastoreItem xmlns:ds="http://schemas.openxmlformats.org/officeDocument/2006/customXml" ds:itemID="{7BFD71E4-33D5-445D-9CFC-21F1C7989C0E}">
+<ds:datastoreItem xmlns:ds="http://schemas.openxmlformats.org/officeDocument/2006/customXml" ds:itemID="{1A5F5AF1-B05B-4704-B970-F66948F444EC}">
   <ds:schemaRefs>
-    <ds:schemaRef ds:uri="http://schemas.microsoft.com/sharepoint/v3/contenttype/forms"/>
+    <ds:schemaRef ds:uri="http://schemas.microsoft.com/office/2006/metadata/properties"/>
+    <ds:schemaRef ds:uri="http://schemas.microsoft.com/office/infopath/2007/PartnerControls"/>
   </ds:schemaRefs>
 </ds:datastoreItem>
 </file>
@@ -12245,16 +13253,15 @@
 </file>
 
 <file path=customXml/itemProps3.xml><?xml version="1.0" encoding="utf-8"?>
-<ds:datastoreItem xmlns:ds="http://schemas.openxmlformats.org/officeDocument/2006/customXml" ds:itemID="{1A5F5AF1-B05B-4704-B970-F66948F444EC}">
+<ds:datastoreItem xmlns:ds="http://schemas.openxmlformats.org/officeDocument/2006/customXml" ds:itemID="{7BFD71E4-33D5-445D-9CFC-21F1C7989C0E}">
   <ds:schemaRefs>
-    <ds:schemaRef ds:uri="http://schemas.microsoft.com/office/2006/metadata/properties"/>
-    <ds:schemaRef ds:uri="http://schemas.microsoft.com/office/infopath/2007/PartnerControls"/>
+    <ds:schemaRef ds:uri="http://schemas.microsoft.com/sharepoint/v3/contenttype/forms"/>
   </ds:schemaRefs>
 </ds:datastoreItem>
 </file>
 
 <file path=customXml/itemProps4.xml><?xml version="1.0" encoding="utf-8"?>
-<ds:datastoreItem xmlns:ds="http://schemas.openxmlformats.org/officeDocument/2006/customXml" ds:itemID="{0FD6824E-1DF7-4EDA-85F5-561F418F11C3}">
+<ds:datastoreItem xmlns:ds="http://schemas.openxmlformats.org/officeDocument/2006/customXml" ds:itemID="{A83BFF65-6B48-4D94-8002-8A3129CDB7B0}">
   <ds:schemaRefs>
     <ds:schemaRef ds:uri="http://schemas.openxmlformats.org/officeDocument/2006/bibliography"/>
   </ds:schemaRefs>
